--- a/Cuaderno Ingenieria de Datos.docx
+++ b/Cuaderno Ingenieria de Datos.docx
@@ -3128,6 +3128,267 @@
                     <a:xfrm>
                       <a:off x="0" y="0"/>
                       <a:ext cx="5612130" cy="4358005"/>
+                    </a:xfrm>
+                    <a:prstGeom prst="rect">
+                      <a:avLst/>
+                    </a:prstGeom>
+                    <a:noFill/>
+                    <a:ln>
+                      <a:noFill/>
+                    </a:ln>
+                  </pic:spPr>
+                </pic:pic>
+              </a:graphicData>
+            </a:graphic>
+          </wp:inline>
+        </w:drawing>
+      </w:r>
+    </w:p>
+    <w:p>
+      <w:r>
+        <w:br w:type="page"/>
+      </w:r>
+    </w:p>
+    <w:p>
+      <w:pPr>
+        <w:pStyle w:val="Ttulo2"/>
+      </w:pPr>
+      <w:r>
+        <w:lastRenderedPageBreak/>
+        <w:t>Matriz de Covarianza</w:t>
+      </w:r>
+    </w:p>
+    <w:p>
+      <w:r>
+        <w:t>Es una matriz cuadrada y simétrica que resume el comportamiento de la variabilidad entre 2 variables numéricas</w:t>
+      </w:r>
+      <w:r>
+        <w:t>.</w:t>
+      </w:r>
+    </w:p>
+    <w:p>
+      <w:r>
+        <w:tab/>
+      </w:r>
+      <w:proofErr w:type="spellStart"/>
+      <w:r>
+        <w:rPr>
+          <w:highlight w:val="yellow"/>
+        </w:rPr>
+        <w:t>Entremayor</w:t>
+      </w:r>
+      <w:proofErr w:type="spellEnd"/>
+      <w:r>
+        <w:rPr>
+          <w:highlight w:val="yellow"/>
+        </w:rPr>
+        <w:t xml:space="preserve"> sea el valor, mayor es la nube de datos, entre mas pequeña los datos se encuentran </w:t>
+      </w:r>
+      <w:proofErr w:type="spellStart"/>
+      <w:r>
+        <w:rPr>
+          <w:highlight w:val="yellow"/>
+        </w:rPr>
+        <w:t>mas</w:t>
+      </w:r>
+      <w:proofErr w:type="spellEnd"/>
+      <w:r>
+        <w:rPr>
+          <w:highlight w:val="yellow"/>
+        </w:rPr>
+        <w:t xml:space="preserve"> juntos.</w:t>
+      </w:r>
+      <w:r>
+        <w:t xml:space="preserve"> </w:t>
+      </w:r>
+    </w:p>
+    <w:p>
+      <w:r>
+        <w:t>Dadas 2 variables aleatorias x e y, la matriz de covarianza es:</w:t>
+      </w:r>
+    </w:p>
+    <w:p>
+      <w:r>
+        <w:rPr>
+          <w:noProof/>
+        </w:rPr>
+        <w:drawing>
+          <wp:inline distT="0" distB="0" distL="0" distR="0" wp14:anchorId="6E747CF4" wp14:editId="3A67E23C">
+            <wp:extent cx="5612130" cy="3770630"/>
+            <wp:effectExtent l="0" t="0" r="7620" b="1270"/>
+            <wp:docPr id="7" name="Imagen 7"/>
+            <wp:cNvGraphicFramePr>
+              <a:graphicFrameLocks xmlns:a="http://schemas.openxmlformats.org/drawingml/2006/main" noChangeAspect="1"/>
+            </wp:cNvGraphicFramePr>
+            <a:graphic xmlns:a="http://schemas.openxmlformats.org/drawingml/2006/main">
+              <a:graphicData uri="http://schemas.openxmlformats.org/drawingml/2006/picture">
+                <pic:pic xmlns:pic="http://schemas.openxmlformats.org/drawingml/2006/picture">
+                  <pic:nvPicPr>
+                    <pic:cNvPr id="0" name="Picture 9"/>
+                    <pic:cNvPicPr>
+                      <a:picLocks noChangeAspect="1" noChangeArrowheads="1"/>
+                    </pic:cNvPicPr>
+                  </pic:nvPicPr>
+                  <pic:blipFill>
+                    <a:blip r:embed="rId7" cstate="print">
+                      <a:extLst>
+                        <a:ext uri="{28A0092B-C50C-407E-A947-70E740481C1C}">
+                          <a14:useLocalDpi xmlns:a14="http://schemas.microsoft.com/office/drawing/2010/main" val="0"/>
+                        </a:ext>
+                      </a:extLst>
+                    </a:blip>
+                    <a:srcRect/>
+                    <a:stretch>
+                      <a:fillRect/>
+                    </a:stretch>
+                  </pic:blipFill>
+                  <pic:spPr bwMode="auto">
+                    <a:xfrm>
+                      <a:off x="0" y="0"/>
+                      <a:ext cx="5612130" cy="3770630"/>
+                    </a:xfrm>
+                    <a:prstGeom prst="rect">
+                      <a:avLst/>
+                    </a:prstGeom>
+                    <a:noFill/>
+                    <a:ln>
+                      <a:noFill/>
+                    </a:ln>
+                  </pic:spPr>
+                </pic:pic>
+              </a:graphicData>
+            </a:graphic>
+          </wp:inline>
+        </w:drawing>
+      </w:r>
+    </w:p>
+    <w:p>
+      <w:r>
+        <w:br w:type="page"/>
+      </w:r>
+    </w:p>
+    <w:p>
+      <w:pPr>
+        <w:pStyle w:val="Ttulo2"/>
+      </w:pPr>
+      <w:r>
+        <w:lastRenderedPageBreak/>
+        <w:t>Matriz de Correlación</w:t>
+      </w:r>
+    </w:p>
+    <w:p>
+      <w:r>
+        <w:t>Es una matriz cuadrada y simétrica que busca explicar la dependencia lineal paramétrica entre 2 variables numéricas.</w:t>
+      </w:r>
+    </w:p>
+    <w:p>
+      <w:r>
+        <w:tab/>
+      </w:r>
+      <w:r>
+        <w:rPr>
+          <w:highlight w:val="yellow"/>
+        </w:rPr>
+        <w:t>Entre menor sea el valor, los datos tienden mas a estar en una línea recta.</w:t>
+      </w:r>
+    </w:p>
+    <w:p>
+      <w:r>
+        <w:rPr>
+          <w:noProof/>
+        </w:rPr>
+        <w:drawing>
+          <wp:inline distT="0" distB="0" distL="0" distR="0" wp14:anchorId="39FE1C25" wp14:editId="2A5A32FC">
+            <wp:extent cx="5283034" cy="1539240"/>
+            <wp:effectExtent l="0" t="0" r="0" b="3810"/>
+            <wp:docPr id="4" name="Imagen 4"/>
+            <wp:cNvGraphicFramePr>
+              <a:graphicFrameLocks xmlns:a="http://schemas.openxmlformats.org/drawingml/2006/main" noChangeAspect="1"/>
+            </wp:cNvGraphicFramePr>
+            <a:graphic xmlns:a="http://schemas.openxmlformats.org/drawingml/2006/main">
+              <a:graphicData uri="http://schemas.openxmlformats.org/drawingml/2006/picture">
+                <pic:pic xmlns:pic="http://schemas.openxmlformats.org/drawingml/2006/picture">
+                  <pic:nvPicPr>
+                    <pic:cNvPr id="0" name="Picture 3"/>
+                    <pic:cNvPicPr>
+                      <a:picLocks noChangeAspect="1" noChangeArrowheads="1"/>
+                    </pic:cNvPicPr>
+                  </pic:nvPicPr>
+                  <pic:blipFill rotWithShape="1">
+                    <a:blip r:embed="rId8" cstate="print">
+                      <a:extLst>
+                        <a:ext uri="{28A0092B-C50C-407E-A947-70E740481C1C}">
+                          <a14:useLocalDpi xmlns:a14="http://schemas.microsoft.com/office/drawing/2010/main" val="0"/>
+                        </a:ext>
+                      </a:extLst>
+                    </a:blip>
+                    <a:srcRect t="52795"/>
+                    <a:stretch/>
+                  </pic:blipFill>
+                  <pic:spPr bwMode="auto">
+                    <a:xfrm>
+                      <a:off x="0" y="0"/>
+                      <a:ext cx="5286576" cy="1540272"/>
+                    </a:xfrm>
+                    <a:prstGeom prst="rect">
+                      <a:avLst/>
+                    </a:prstGeom>
+                    <a:noFill/>
+                    <a:ln>
+                      <a:noFill/>
+                    </a:ln>
+                    <a:extLst>
+                      <a:ext uri="{53640926-AAD7-44D8-BBD7-CCE9431645EC}">
+                        <a14:shadowObscured xmlns:a14="http://schemas.microsoft.com/office/drawing/2010/main"/>
+                      </a:ext>
+                    </a:extLst>
+                  </pic:spPr>
+                </pic:pic>
+              </a:graphicData>
+            </a:graphic>
+          </wp:inline>
+        </w:drawing>
+      </w:r>
+    </w:p>
+    <w:p>
+      <w:r>
+        <w:rPr>
+          <w:noProof/>
+        </w:rPr>
+        <w:drawing>
+          <wp:inline distT="0" distB="0" distL="0" distR="0" wp14:anchorId="50A326C0" wp14:editId="719D7E97">
+            <wp:extent cx="5067300" cy="5627467"/>
+            <wp:effectExtent l="0" t="0" r="0" b="0"/>
+            <wp:docPr id="6" name="Imagen 6"/>
+            <wp:cNvGraphicFramePr>
+              <a:graphicFrameLocks xmlns:a="http://schemas.openxmlformats.org/drawingml/2006/main" noChangeAspect="1"/>
+            </wp:cNvGraphicFramePr>
+            <a:graphic xmlns:a="http://schemas.openxmlformats.org/drawingml/2006/main">
+              <a:graphicData uri="http://schemas.openxmlformats.org/drawingml/2006/picture">
+                <pic:pic xmlns:pic="http://schemas.openxmlformats.org/drawingml/2006/picture">
+                  <pic:nvPicPr>
+                    <pic:cNvPr id="0" name="Picture 7"/>
+                    <pic:cNvPicPr>
+                      <a:picLocks noChangeAspect="1" noChangeArrowheads="1"/>
+                    </pic:cNvPicPr>
+                  </pic:nvPicPr>
+                  <pic:blipFill>
+                    <a:blip r:embed="rId9" cstate="print">
+                      <a:extLst>
+                        <a:ext uri="{28A0092B-C50C-407E-A947-70E740481C1C}">
+                          <a14:useLocalDpi xmlns:a14="http://schemas.microsoft.com/office/drawing/2010/main" val="0"/>
+                        </a:ext>
+                      </a:extLst>
+                    </a:blip>
+                    <a:srcRect/>
+                    <a:stretch>
+                      <a:fillRect/>
+                    </a:stretch>
+                  </pic:blipFill>
+                  <pic:spPr bwMode="auto">
+                    <a:xfrm>
+                      <a:off x="0" y="0"/>
+                      <a:ext cx="5089820" cy="5652477"/>
                     </a:xfrm>
                     <a:prstGeom prst="rect">
                       <a:avLst/>
